--- a/CustomerChurn/src/01_problem_formulation/problem formulation.docx
+++ b/CustomerChurn/src/01_problem_formulation/problem formulation.docx
@@ -1150,6 +1150,7 @@
         <w:rPr>
           <w:b/>
           <w:bCs/>
+          <w:noProof/>
         </w:rPr>
         <w:drawing>
           <wp:inline distT="0" distB="0" distL="0" distR="0" wp14:anchorId="281C054B" wp14:editId="7F3B4765">
@@ -1761,10 +1762,7 @@
         </w:numPr>
       </w:pPr>
       <w:r>
-        <w:t>Stores features in an online feature store for real-time model inference.</w:t>
-      </w:r>
-      <w:r>
-        <w:t xml:space="preserve"> </w:t>
+        <w:t xml:space="preserve">Stores features in an online feature store for real-time model inference. </w:t>
       </w:r>
     </w:p>
     <w:p>
@@ -2185,6 +2183,9 @@
     </w:p>
     <w:p>
       <w:r>
+        <w:rPr>
+          <w:noProof/>
+        </w:rPr>
         <w:drawing>
           <wp:inline distT="0" distB="0" distL="0" distR="0" wp14:anchorId="61F6C986" wp14:editId="1D7AE142">
             <wp:extent cx="6308090" cy="1435100"/>
@@ -2222,7 +2223,68 @@
         </w:drawing>
       </w:r>
     </w:p>
+    <w:p>
+      <w:r>
+        <w:lastRenderedPageBreak/>
+        <w:t xml:space="preserve">We have used </w:t>
+      </w:r>
+      <w:proofErr w:type="spellStart"/>
+      <w:r>
+        <w:t>github</w:t>
+      </w:r>
+      <w:proofErr w:type="spellEnd"/>
+      <w:r>
+        <w:t xml:space="preserve"> repositories to version our code, all the source code can be found in the following public repo </w:t>
+      </w:r>
+      <w:hyperlink r:id="rId7" w:history="1">
+        <w:r>
+          <w:rPr>
+            <w:rStyle w:val="Hyperlink"/>
+          </w:rPr>
+          <w:t>https://github.com/vineet92pv/CustomerChurn/tree/master/CustomerChurn</w:t>
+        </w:r>
+      </w:hyperlink>
+    </w:p>
     <w:p/>
+    <w:p>
+      <w:r>
+        <w:drawing>
+          <wp:inline distT="0" distB="0" distL="0" distR="0" wp14:anchorId="3892F7AA" wp14:editId="70B4BD49">
+            <wp:extent cx="5943600" cy="3151505"/>
+            <wp:effectExtent l="0" t="0" r="0" b="0"/>
+            <wp:docPr id="482115074" name="Picture 1"/>
+            <wp:cNvGraphicFramePr>
+              <a:graphicFrameLocks xmlns:a="http://schemas.openxmlformats.org/drawingml/2006/main" noChangeAspect="1"/>
+            </wp:cNvGraphicFramePr>
+            <a:graphic xmlns:a="http://schemas.openxmlformats.org/drawingml/2006/main">
+              <a:graphicData uri="http://schemas.openxmlformats.org/drawingml/2006/picture">
+                <pic:pic xmlns:pic="http://schemas.openxmlformats.org/drawingml/2006/picture">
+                  <pic:nvPicPr>
+                    <pic:cNvPr id="482115074" name=""/>
+                    <pic:cNvPicPr/>
+                  </pic:nvPicPr>
+                  <pic:blipFill>
+                    <a:blip r:embed="rId8"/>
+                    <a:stretch>
+                      <a:fillRect/>
+                    </a:stretch>
+                  </pic:blipFill>
+                  <pic:spPr>
+                    <a:xfrm>
+                      <a:off x="0" y="0"/>
+                      <a:ext cx="5943600" cy="3151505"/>
+                    </a:xfrm>
+                    <a:prstGeom prst="rect">
+                      <a:avLst/>
+                    </a:prstGeom>
+                  </pic:spPr>
+                </pic:pic>
+              </a:graphicData>
+            </a:graphic>
+          </wp:inline>
+        </w:drawing>
+      </w:r>
+    </w:p>
     <w:p/>
     <w:p/>
     <w:p/>
@@ -5925,6 +5987,7 @@
   <w:style w:type="character" w:default="1" w:styleId="DefaultParagraphFont">
     <w:name w:val="Default Paragraph Font"/>
     <w:uiPriority w:val="1"/>
+    <w:semiHidden/>
     <w:unhideWhenUsed/>
   </w:style>
   <w:style w:type="table" w:default="1" w:styleId="TableNormal">
@@ -6256,6 +6319,29 @@
       <w14:ligatures w14:val="none"/>
     </w:rPr>
   </w:style>
+  <w:style w:type="character" w:styleId="Hyperlink">
+    <w:name w:val="Hyperlink"/>
+    <w:basedOn w:val="DefaultParagraphFont"/>
+    <w:uiPriority w:val="99"/>
+    <w:unhideWhenUsed/>
+    <w:rsid w:val="00401FB8"/>
+    <w:rPr>
+      <w:color w:val="0563C1" w:themeColor="hyperlink"/>
+      <w:u w:val="single"/>
+    </w:rPr>
+  </w:style>
+  <w:style w:type="character" w:styleId="UnresolvedMention">
+    <w:name w:val="Unresolved Mention"/>
+    <w:basedOn w:val="DefaultParagraphFont"/>
+    <w:uiPriority w:val="99"/>
+    <w:semiHidden/>
+    <w:unhideWhenUsed/>
+    <w:rsid w:val="00401FB8"/>
+    <w:rPr>
+      <w:color w:val="605E5C"/>
+      <w:shd w:val="clear" w:color="auto" w:fill="E1DFDD"/>
+    </w:rPr>
+  </w:style>
 </w:styles>
 </file>
 
